--- a/production/quizzes/06-ch6-concept-checkpoint.docx
+++ b/production/quizzes/06-ch6-concept-checkpoint.docx
@@ -27,7 +27,7 @@
           <w:b w:val="0"/>
           <w:i w:val="0"/>
           <w:color w:val="555555"/>
-          <w:sz w:val="22"/>
+          <w:sz w:val="24"/>
         </w:rPr>
         <w:t>Grade 4 · Energy Transfer and Transformation · Week 7</w:t>
       </w:r>
@@ -57,7 +57,7 @@
           <w:b w:val="0"/>
           <w:i/>
           <w:color w:val="555555"/>
-          <w:sz w:val="22"/>
+          <w:sz w:val="24"/>
         </w:rPr>
         <w:t>Circle or write the best answer.</w:t>
       </w:r>
@@ -102,7 +102,7 @@
           <w:b w:val="0"/>
           <w:i w:val="0"/>
           <w:color w:val="1A1A1A"/>
-          <w:sz w:val="22"/>
+          <w:sz w:val="24"/>
         </w:rPr>
         <w:t>a) disappears   b) changes form   c) stops moving   d) becomes nothing</w:t>
       </w:r>
@@ -132,7 +132,7 @@
           <w:b w:val="0"/>
           <w:i w:val="0"/>
           <w:color w:val="1A1A1A"/>
-          <w:sz w:val="22"/>
+          <w:sz w:val="24"/>
         </w:rPr>
         <w:t>a) changes form   b) moves from one object or place to another   c) disappears   d) turns into light</w:t>
       </w:r>
@@ -162,7 +162,7 @@
           <w:b w:val="0"/>
           <w:i w:val="0"/>
           <w:color w:val="1A1A1A"/>
-          <w:sz w:val="22"/>
+          <w:sz w:val="24"/>
         </w:rPr>
         <w:t>a) transformation   b) transfer only   c) nothing   d) loss of energy</w:t>
       </w:r>
@@ -192,7 +192,7 @@
           <w:b w:val="0"/>
           <w:i w:val="0"/>
           <w:color w:val="1A1A1A"/>
-          <w:sz w:val="22"/>
+          <w:sz w:val="24"/>
         </w:rPr>
         <w:t>a) transfer only   b) transformation only   c) BOTH transfer and transformation   d) neither</w:t>
       </w:r>
@@ -237,7 +237,7 @@
           <w:b w:val="0"/>
           <w:i w:val="0"/>
           <w:color w:val="1A1A1A"/>
-          <w:sz w:val="22"/>
+          <w:sz w:val="24"/>
         </w:rPr>
         <w:t>INPUT = stored energy  →  CHANGE = _____  →  OUTPUT = the toy moves</w:t>
       </w:r>
@@ -282,7 +282,7 @@
           <w:b w:val="0"/>
           <w:i w:val="0"/>
           <w:color w:val="1A1A1A"/>
-          <w:sz w:val="22"/>
+          <w:sz w:val="24"/>
         </w:rPr>
         <w:t>a) constraints   b) criteria   c) tests   d) materials</w:t>
       </w:r>
@@ -312,7 +312,7 @@
           <w:b w:val="0"/>
           <w:i w:val="0"/>
           <w:color w:val="1A1A1A"/>
-          <w:sz w:val="22"/>
+          <w:sz w:val="24"/>
         </w:rPr>
         <w:t>a) criteria   b) problems   c) constraints   d) signals</w:t>
       </w:r>
@@ -342,7 +342,7 @@
           <w:b w:val="0"/>
           <w:i w:val="0"/>
           <w:color w:val="1A1A1A"/>
-          <w:sz w:val="22"/>
+          <w:sz w:val="24"/>
         </w:rPr>
         <w:t>a) stop forever   b) refine the design   c) hide the problem   d) start over without thinking</w:t>
       </w:r>
@@ -387,7 +387,7 @@
           <w:b w:val="0"/>
           <w:i w:val="0"/>
           <w:color w:val="1A1A1A"/>
-          <w:sz w:val="22"/>
+          <w:sz w:val="24"/>
         </w:rPr>
         <w:t>a) give up   b) look at the evidence and change ONE thing   c) pretend it worked   d) throw it away</w:t>
       </w:r>
@@ -417,7 +417,7 @@
           <w:b w:val="0"/>
           <w:i w:val="0"/>
           <w:color w:val="1A1A1A"/>
-          <w:sz w:val="22"/>
+          <w:sz w:val="24"/>
         </w:rPr>
         <w:t>Our observation that the bell rang louder is ___ that ___ the change helped.</w:t>
       </w:r>
